--- a/Session3.docx
+++ b/Session3.docx
@@ -10,7 +10,378 @@
         <w:t>Session-3</w:t>
       </w:r>
     </w:p>
-    <w:p/>
+    <w:p>
+      <w:r>
+        <w:t>1.</w:t>
+      </w:r>
+      <w:r>
+        <w:t xml:space="preserve">Create an HTML form for a Flipkart-style product review, including input fields for username, rating (as a dropdown from 1 to 5), and a </w:t>
+      </w:r>
+      <w:proofErr w:type="spellStart"/>
+      <w:r>
+        <w:t>textarea</w:t>
+      </w:r>
+      <w:proofErr w:type="spellEnd"/>
+      <w:r>
+        <w:t xml:space="preserve"> for the review message. Use appropriate labels for each field.</w:t>
+      </w:r>
+    </w:p>
+    <w:p>
+      <w:pPr>
+        <w:pStyle w:val="ListParagraph"/>
+        <w:numPr>
+          <w:ilvl w:val="0"/>
+          <w:numId w:val="1"/>
+        </w:numPr>
+      </w:pPr>
+      <w:r>
+        <w:t xml:space="preserve">  </w:t>
+      </w:r>
+    </w:p>
+    <w:p>
+      <w:pPr>
+        <w:pStyle w:val="ListParagraph"/>
+      </w:pPr>
+      <w:r>
+        <w:drawing>
+          <wp:inline distT="0" distB="0" distL="0" distR="0" wp14:anchorId="119EEE1E" wp14:editId="7D1310CF">
+            <wp:extent cx="5731510" cy="3567430"/>
+            <wp:effectExtent l="0" t="0" r="2540" b="0"/>
+            <wp:docPr id="1334063675" name="Picture 1"/>
+            <wp:cNvGraphicFramePr>
+              <a:graphicFrameLocks xmlns:a="http://schemas.openxmlformats.org/drawingml/2006/main" noChangeAspect="1"/>
+            </wp:cNvGraphicFramePr>
+            <a:graphic xmlns:a="http://schemas.openxmlformats.org/drawingml/2006/main">
+              <a:graphicData uri="http://schemas.openxmlformats.org/drawingml/2006/picture">
+                <pic:pic xmlns:pic="http://schemas.openxmlformats.org/drawingml/2006/picture">
+                  <pic:nvPicPr>
+                    <pic:cNvPr id="1334063675" name=""/>
+                    <pic:cNvPicPr/>
+                  </pic:nvPicPr>
+                  <pic:blipFill>
+                    <a:blip r:embed="rId5"/>
+                    <a:stretch>
+                      <a:fillRect/>
+                    </a:stretch>
+                  </pic:blipFill>
+                  <pic:spPr>
+                    <a:xfrm>
+                      <a:off x="0" y="0"/>
+                      <a:ext cx="5731510" cy="3567430"/>
+                    </a:xfrm>
+                    <a:prstGeom prst="rect">
+                      <a:avLst/>
+                    </a:prstGeom>
+                  </pic:spPr>
+                </pic:pic>
+              </a:graphicData>
+            </a:graphic>
+          </wp:inline>
+        </w:drawing>
+      </w:r>
+    </w:p>
+    <w:p>
+      <w:r>
+        <w:t>2.Add HTML5 validation attributes to your review form so that username is required, rating must be selected, and the review message must be at least 20 characters long.&lt;</w:t>
+      </w:r>
+      <w:proofErr w:type="spellStart"/>
+      <w:r>
+        <w:t>br</w:t>
+      </w:r>
+      <w:proofErr w:type="spellEnd"/>
+      <w:r>
+        <w:t>&gt;&lt;</w:t>
+      </w:r>
+      <w:proofErr w:type="spellStart"/>
+      <w:r>
+        <w:t>br</w:t>
+      </w:r>
+      <w:proofErr w:type="spellEnd"/>
+      <w:r>
+        <w:t>&gt;&lt;</w:t>
+      </w:r>
+      <w:proofErr w:type="spellStart"/>
+      <w:r>
+        <w:t>em</w:t>
+      </w:r>
+      <w:proofErr w:type="spellEnd"/>
+      <w:r>
+        <w:t xml:space="preserve">&gt;&lt;strong&gt;Hint:&lt;/strong&gt; Use required, </w:t>
+      </w:r>
+      <w:proofErr w:type="spellStart"/>
+      <w:r>
+        <w:t>minlength</w:t>
+      </w:r>
+      <w:proofErr w:type="spellEnd"/>
+      <w:r>
+        <w:t xml:space="preserve">, and a default </w:t>
+      </w:r>
+      <w:proofErr w:type="spellStart"/>
+      <w:r>
+        <w:t>unselectable</w:t>
+      </w:r>
+      <w:proofErr w:type="spellEnd"/>
+      <w:r>
+        <w:t xml:space="preserve"> option for the </w:t>
+      </w:r>
+      <w:proofErr w:type="gramStart"/>
+      <w:r>
+        <w:t>dropdown.&lt;</w:t>
+      </w:r>
+      <w:proofErr w:type="gramEnd"/>
+      <w:r>
+        <w:t>/</w:t>
+      </w:r>
+      <w:proofErr w:type="spellStart"/>
+      <w:r>
+        <w:t>em</w:t>
+      </w:r>
+      <w:proofErr w:type="spellEnd"/>
+      <w:r>
+        <w:t>&gt;</w:t>
+      </w:r>
+    </w:p>
+    <w:p>
+      <w:pPr>
+        <w:pStyle w:val="ListParagraph"/>
+        <w:numPr>
+          <w:ilvl w:val="0"/>
+          <w:numId w:val="1"/>
+        </w:numPr>
+      </w:pPr>
+      <w:r>
+        <w:t xml:space="preserve">  </w:t>
+      </w:r>
+      <w:r>
+        <w:t xml:space="preserve">  </w:t>
+      </w:r>
+    </w:p>
+    <w:p>
+      <w:pPr>
+        <w:pStyle w:val="ListParagraph"/>
+      </w:pPr>
+      <w:r>
+        <w:drawing>
+          <wp:inline distT="0" distB="0" distL="0" distR="0" wp14:anchorId="001D7586" wp14:editId="636A8105">
+            <wp:extent cx="5731510" cy="3540125"/>
+            <wp:effectExtent l="0" t="0" r="2540" b="3175"/>
+            <wp:docPr id="216987529" name="Picture 1"/>
+            <wp:cNvGraphicFramePr>
+              <a:graphicFrameLocks xmlns:a="http://schemas.openxmlformats.org/drawingml/2006/main" noChangeAspect="1"/>
+            </wp:cNvGraphicFramePr>
+            <a:graphic xmlns:a="http://schemas.openxmlformats.org/drawingml/2006/main">
+              <a:graphicData uri="http://schemas.openxmlformats.org/drawingml/2006/picture">
+                <pic:pic xmlns:pic="http://schemas.openxmlformats.org/drawingml/2006/picture">
+                  <pic:nvPicPr>
+                    <pic:cNvPr id="216987529" name=""/>
+                    <pic:cNvPicPr/>
+                  </pic:nvPicPr>
+                  <pic:blipFill>
+                    <a:blip r:embed="rId6"/>
+                    <a:stretch>
+                      <a:fillRect/>
+                    </a:stretch>
+                  </pic:blipFill>
+                  <pic:spPr>
+                    <a:xfrm>
+                      <a:off x="0" y="0"/>
+                      <a:ext cx="5731510" cy="3540125"/>
+                    </a:xfrm>
+                    <a:prstGeom prst="rect">
+                      <a:avLst/>
+                    </a:prstGeom>
+                  </pic:spPr>
+                </pic:pic>
+              </a:graphicData>
+            </a:graphic>
+          </wp:inline>
+        </w:drawing>
+      </w:r>
+    </w:p>
+    <w:p>
+      <w:r>
+        <w:t xml:space="preserve">3.Modify your form to use the POST method and, after submitting a test review, open the </w:t>
+      </w:r>
+      <w:proofErr w:type="spellStart"/>
+      <w:r>
+        <w:t>DevTools</w:t>
+      </w:r>
+      <w:proofErr w:type="spellEnd"/>
+      <w:r>
+        <w:t xml:space="preserve"> Network tab to preview the POST request data sent by your form.&lt;</w:t>
+      </w:r>
+      <w:proofErr w:type="spellStart"/>
+      <w:r>
+        <w:t>br</w:t>
+      </w:r>
+      <w:proofErr w:type="spellEnd"/>
+      <w:r>
+        <w:t>&gt;&lt;</w:t>
+      </w:r>
+      <w:proofErr w:type="spellStart"/>
+      <w:r>
+        <w:t>br</w:t>
+      </w:r>
+      <w:proofErr w:type="spellEnd"/>
+      <w:r>
+        <w:t>&gt;&lt;</w:t>
+      </w:r>
+      <w:proofErr w:type="spellStart"/>
+      <w:r>
+        <w:t>em</w:t>
+      </w:r>
+      <w:proofErr w:type="spellEnd"/>
+      <w:r>
+        <w:t xml:space="preserve">&gt;&lt;strong&gt;Hint:&lt;/strong&gt; Look for the form submission request and expand the payload/details to see your input </w:t>
+      </w:r>
+      <w:proofErr w:type="gramStart"/>
+      <w:r>
+        <w:t>values.&lt;</w:t>
+      </w:r>
+      <w:proofErr w:type="gramEnd"/>
+      <w:r>
+        <w:t>/</w:t>
+      </w:r>
+      <w:proofErr w:type="spellStart"/>
+      <w:r>
+        <w:t>em</w:t>
+      </w:r>
+      <w:proofErr w:type="spellEnd"/>
+      <w:r>
+        <w:t>&gt;</w:t>
+      </w:r>
+    </w:p>
+    <w:p>
+      <w:pPr>
+        <w:pStyle w:val="ListParagraph"/>
+        <w:numPr>
+          <w:ilvl w:val="0"/>
+          <w:numId w:val="1"/>
+        </w:numPr>
+      </w:pPr>
+      <w:r>
+        <w:t xml:space="preserve">  </w:t>
+      </w:r>
+      <w:r>
+        <w:t xml:space="preserve">  </w:t>
+      </w:r>
+    </w:p>
+    <w:p>
+      <w:pPr>
+        <w:pStyle w:val="ListParagraph"/>
+      </w:pPr>
+      <w:r>
+        <w:drawing>
+          <wp:inline distT="0" distB="0" distL="0" distR="0" wp14:anchorId="409D9C38" wp14:editId="417387F0">
+            <wp:extent cx="5731510" cy="3056890"/>
+            <wp:effectExtent l="0" t="0" r="2540" b="0"/>
+            <wp:docPr id="1739373373" name="Picture 1"/>
+            <wp:cNvGraphicFramePr>
+              <a:graphicFrameLocks xmlns:a="http://schemas.openxmlformats.org/drawingml/2006/main" noChangeAspect="1"/>
+            </wp:cNvGraphicFramePr>
+            <a:graphic xmlns:a="http://schemas.openxmlformats.org/drawingml/2006/main">
+              <a:graphicData uri="http://schemas.openxmlformats.org/drawingml/2006/picture">
+                <pic:pic xmlns:pic="http://schemas.openxmlformats.org/drawingml/2006/picture">
+                  <pic:nvPicPr>
+                    <pic:cNvPr id="1739373373" name=""/>
+                    <pic:cNvPicPr/>
+                  </pic:nvPicPr>
+                  <pic:blipFill>
+                    <a:blip r:embed="rId7"/>
+                    <a:stretch>
+                      <a:fillRect/>
+                    </a:stretch>
+                  </pic:blipFill>
+                  <pic:spPr>
+                    <a:xfrm>
+                      <a:off x="0" y="0"/>
+                      <a:ext cx="5731510" cy="3056890"/>
+                    </a:xfrm>
+                    <a:prstGeom prst="rect">
+                      <a:avLst/>
+                    </a:prstGeom>
+                  </pic:spPr>
+                </pic:pic>
+              </a:graphicData>
+            </a:graphic>
+          </wp:inline>
+        </w:drawing>
+      </w:r>
+    </w:p>
+    <w:p>
+      <w:pPr>
+        <w:pStyle w:val="ListParagraph"/>
+      </w:pPr>
+    </w:p>
+    <w:p>
+      <w:r>
+        <w:t xml:space="preserve">4.Build a Zomato-style food order form with inputs for user name, a select dropdown for food item (at least 3 options), quantity (number input), and a </w:t>
+      </w:r>
+      <w:proofErr w:type="spellStart"/>
+      <w:r>
+        <w:t>textarea</w:t>
+      </w:r>
+      <w:proofErr w:type="spellEnd"/>
+      <w:r>
+        <w:t xml:space="preserve"> for delivery instructions. Ensure all fields are </w:t>
+      </w:r>
+      <w:proofErr w:type="spellStart"/>
+      <w:r>
+        <w:t>labeled</w:t>
+      </w:r>
+      <w:proofErr w:type="spellEnd"/>
+      <w:r>
+        <w:t xml:space="preserve"> and use required validation.</w:t>
+      </w:r>
+    </w:p>
+    <w:p>
+      <w:pPr>
+        <w:pStyle w:val="ListParagraph"/>
+        <w:numPr>
+          <w:ilvl w:val="0"/>
+          <w:numId w:val="1"/>
+        </w:numPr>
+      </w:pPr>
+      <w:r>
+        <w:t xml:space="preserve">    </w:t>
+      </w:r>
+      <w:r>
+        <w:t xml:space="preserve">  </w:t>
+      </w:r>
+    </w:p>
+    <w:p>
+      <w:pPr>
+        <w:pStyle w:val="ListParagraph"/>
+      </w:pPr>
+    </w:p>
+    <w:p>
+      <w:pPr>
+        <w:pStyle w:val="ListParagraph"/>
+      </w:pPr>
+    </w:p>
+    <w:p>
+      <w:r>
+        <w:lastRenderedPageBreak/>
+        <w:t>5.Add a disabled input field to your food order form that displays a fixed order ID (e.g., ORD12345) and explain in a comment why this field should be disabled for users.</w:t>
+      </w:r>
+    </w:p>
+    <w:p>
+      <w:pPr>
+        <w:pStyle w:val="ListParagraph"/>
+        <w:numPr>
+          <w:ilvl w:val="0"/>
+          <w:numId w:val="1"/>
+        </w:numPr>
+      </w:pPr>
+      <w:r>
+        <w:t xml:space="preserve">   </w:t>
+      </w:r>
+    </w:p>
+    <w:p>
+      <w:pPr>
+        <w:pStyle w:val="ListParagraph"/>
+      </w:pPr>
+    </w:p>
     <w:sectPr>
       <w:pgSz w:w="11906" w:h="16838"/>
       <w:pgMar w:top="1440" w:right="1440" w:bottom="1440" w:left="1440" w:header="708" w:footer="708" w:gutter="0"/>
@@ -19,6 +390,127 @@
     </w:sectPr>
   </w:body>
 </w:document>
+</file>
+
+<file path=word/numbering.xml><?xml version="1.0" encoding="utf-8"?>
+<w:numbering xmlns:wpc="http://schemas.microsoft.com/office/word/2010/wordprocessingCanvas" xmlns:cx="http://schemas.microsoft.com/office/drawing/2014/chartex" xmlns:cx1="http://schemas.microsoft.com/office/drawing/2015/9/8/chartex" xmlns:cx2="http://schemas.microsoft.com/office/drawing/2015/10/21/chartex" xmlns:cx3="http://schemas.microsoft.com/office/drawing/2016/5/9/chartex" xmlns:cx4="http://schemas.microsoft.com/office/drawing/2016/5/10/chartex" xmlns:cx5="http://schemas.microsoft.com/office/drawing/2016/5/11/chartex" xmlns:cx6="http://schemas.microsoft.com/office/drawing/2016/5/12/chartex" xmlns:cx7="http://schemas.microsoft.com/office/drawing/2016/5/13/chartex" xmlns:cx8="http://schemas.microsoft.com/office/drawing/2016/5/14/chartex" xmlns:mc="http://schemas.openxmlformats.org/markup-compatibility/2006" xmlns:aink="http://schemas.microsoft.com/office/drawing/2016/ink" xmlns:am3d="http://schemas.microsoft.com/office/drawing/2017/model3d" xmlns:o="urn:schemas-microsoft-com:office:office" xmlns:oel="http://schemas.microsoft.com/office/2019/extlst" xmlns:r="http://schemas.openxmlformats.org/officeDocument/2006/relationships" xmlns:m="http://schemas.openxmlformats.org/officeDocument/2006/math" xmlns:v="urn:schemas-microsoft-com:vml" xmlns:wp14="http://schemas.microsoft.com/office/word/2010/wordprocessingDrawing" xmlns:wp="http://schemas.openxmlformats.org/drawingml/2006/wordprocessingDrawing" xmlns:w10="urn:schemas-microsoft-com:office:word" xmlns:w="http://schemas.openxmlformats.org/wordprocessingml/2006/main" xmlns:w14="http://schemas.microsoft.com/office/word/2010/wordml" xmlns:w15="http://schemas.microsoft.com/office/word/2012/wordml" xmlns:w16cex="http://schemas.microsoft.com/office/word/2018/wordml/cex" xmlns:w16cid="http://schemas.microsoft.com/office/word/2016/wordml/cid" xmlns:w16="http://schemas.microsoft.com/office/word/2018/wordml" xmlns:w16du="http://schemas.microsoft.com/office/word/2023/wordml/word16du" xmlns:w16sdtdh="http://schemas.microsoft.com/office/word/2020/wordml/sdtdatahash" xmlns:w16sdtfl="http://schemas.microsoft.com/office/word/2024/wordml/sdtformatlock" xmlns:w16se="http://schemas.microsoft.com/office/word/2015/wordml/symex" xmlns:wpg="http://schemas.microsoft.com/office/word/2010/wordprocessingGroup" xmlns:wpi="http://schemas.microsoft.com/office/word/2010/wordprocessingInk" xmlns:wne="http://schemas.microsoft.com/office/word/2006/wordml" xmlns:wps="http://schemas.microsoft.com/office/word/2010/wordprocessingShape" mc:Ignorable="w14 w15 w16se w16cid w16 w16cex w16sdtdh w16sdtfl w16du wp14">
+  <w:abstractNum w:abstractNumId="0" w15:restartNumberingAfterBreak="0">
+    <w:nsid w:val="3F9E5CE6"/>
+    <w:multiLevelType w:val="hybridMultilevel"/>
+    <w:tmpl w:val="CF6CE182"/>
+    <w:lvl w:ilvl="0" w:tplc="0809000B">
+      <w:start w:val="1"/>
+      <w:numFmt w:val="bullet"/>
+      <w:lvlText w:val=""/>
+      <w:lvlJc w:val="left"/>
+      <w:pPr>
+        <w:ind w:left="720" w:hanging="360"/>
+      </w:pPr>
+      <w:rPr>
+        <w:rFonts w:ascii="Wingdings" w:hAnsi="Wingdings" w:hint="default"/>
+      </w:rPr>
+    </w:lvl>
+    <w:lvl w:ilvl="1" w:tplc="08090003" w:tentative="1">
+      <w:start w:val="1"/>
+      <w:numFmt w:val="bullet"/>
+      <w:lvlText w:val="o"/>
+      <w:lvlJc w:val="left"/>
+      <w:pPr>
+        <w:ind w:left="1440" w:hanging="360"/>
+      </w:pPr>
+      <w:rPr>
+        <w:rFonts w:ascii="Courier New" w:hAnsi="Courier New" w:cs="Courier New" w:hint="default"/>
+      </w:rPr>
+    </w:lvl>
+    <w:lvl w:ilvl="2" w:tplc="08090005" w:tentative="1">
+      <w:start w:val="1"/>
+      <w:numFmt w:val="bullet"/>
+      <w:lvlText w:val=""/>
+      <w:lvlJc w:val="left"/>
+      <w:pPr>
+        <w:ind w:left="2160" w:hanging="360"/>
+      </w:pPr>
+      <w:rPr>
+        <w:rFonts w:ascii="Wingdings" w:hAnsi="Wingdings" w:hint="default"/>
+      </w:rPr>
+    </w:lvl>
+    <w:lvl w:ilvl="3" w:tplc="08090001" w:tentative="1">
+      <w:start w:val="1"/>
+      <w:numFmt w:val="bullet"/>
+      <w:lvlText w:val=""/>
+      <w:lvlJc w:val="left"/>
+      <w:pPr>
+        <w:ind w:left="2880" w:hanging="360"/>
+      </w:pPr>
+      <w:rPr>
+        <w:rFonts w:ascii="Symbol" w:hAnsi="Symbol" w:hint="default"/>
+      </w:rPr>
+    </w:lvl>
+    <w:lvl w:ilvl="4" w:tplc="08090003" w:tentative="1">
+      <w:start w:val="1"/>
+      <w:numFmt w:val="bullet"/>
+      <w:lvlText w:val="o"/>
+      <w:lvlJc w:val="left"/>
+      <w:pPr>
+        <w:ind w:left="3600" w:hanging="360"/>
+      </w:pPr>
+      <w:rPr>
+        <w:rFonts w:ascii="Courier New" w:hAnsi="Courier New" w:cs="Courier New" w:hint="default"/>
+      </w:rPr>
+    </w:lvl>
+    <w:lvl w:ilvl="5" w:tplc="08090005" w:tentative="1">
+      <w:start w:val="1"/>
+      <w:numFmt w:val="bullet"/>
+      <w:lvlText w:val=""/>
+      <w:lvlJc w:val="left"/>
+      <w:pPr>
+        <w:ind w:left="4320" w:hanging="360"/>
+      </w:pPr>
+      <w:rPr>
+        <w:rFonts w:ascii="Wingdings" w:hAnsi="Wingdings" w:hint="default"/>
+      </w:rPr>
+    </w:lvl>
+    <w:lvl w:ilvl="6" w:tplc="08090001" w:tentative="1">
+      <w:start w:val="1"/>
+      <w:numFmt w:val="bullet"/>
+      <w:lvlText w:val=""/>
+      <w:lvlJc w:val="left"/>
+      <w:pPr>
+        <w:ind w:left="5040" w:hanging="360"/>
+      </w:pPr>
+      <w:rPr>
+        <w:rFonts w:ascii="Symbol" w:hAnsi="Symbol" w:hint="default"/>
+      </w:rPr>
+    </w:lvl>
+    <w:lvl w:ilvl="7" w:tplc="08090003" w:tentative="1">
+      <w:start w:val="1"/>
+      <w:numFmt w:val="bullet"/>
+      <w:lvlText w:val="o"/>
+      <w:lvlJc w:val="left"/>
+      <w:pPr>
+        <w:ind w:left="5760" w:hanging="360"/>
+      </w:pPr>
+      <w:rPr>
+        <w:rFonts w:ascii="Courier New" w:hAnsi="Courier New" w:cs="Courier New" w:hint="default"/>
+      </w:rPr>
+    </w:lvl>
+    <w:lvl w:ilvl="8" w:tplc="08090005" w:tentative="1">
+      <w:start w:val="1"/>
+      <w:numFmt w:val="bullet"/>
+      <w:lvlText w:val=""/>
+      <w:lvlJc w:val="left"/>
+      <w:pPr>
+        <w:ind w:left="6480" w:hanging="360"/>
+      </w:pPr>
+      <w:rPr>
+        <w:rFonts w:ascii="Wingdings" w:hAnsi="Wingdings" w:hint="default"/>
+      </w:rPr>
+    </w:lvl>
+  </w:abstractNum>
+  <w:num w:numId="1" w16cid:durableId="1523200057">
+    <w:abstractNumId w:val="0"/>
+  </w:num>
+</w:numbering>
 </file>
 
 <file path=word/styles.xml><?xml version="1.0" encoding="utf-8"?>

--- a/Session3.docx
+++ b/Session3.docx
@@ -11,18 +11,33 @@
       </w:r>
     </w:p>
     <w:p>
-      <w:r>
-        <w:t>1.</w:t>
-      </w:r>
-      <w:r>
-        <w:t xml:space="preserve">Create an HTML form for a Flipkart-style product review, including input fields for username, rating (as a dropdown from 1 to 5), and a </w:t>
-      </w:r>
-      <w:proofErr w:type="spellStart"/>
-      <w:r>
+      <w:pPr>
+        <w:rPr>
+          <w:b/>
+          <w:bCs/>
+        </w:rPr>
+      </w:pPr>
+      <w:r>
+        <w:rPr>
+          <w:b/>
+          <w:bCs/>
+        </w:rPr>
+        <w:t xml:space="preserve">1.Create an HTML form for a Flipkart-style product review, including input fields for username, rating (as a dropdown from 1 to 5), and a </w:t>
+      </w:r>
+      <w:proofErr w:type="spellStart"/>
+      <w:r>
+        <w:rPr>
+          <w:b/>
+          <w:bCs/>
+        </w:rPr>
         <w:t>textarea</w:t>
       </w:r>
       <w:proofErr w:type="spellEnd"/>
       <w:r>
+        <w:rPr>
+          <w:b/>
+          <w:bCs/>
+        </w:rPr>
         <w:t xml:space="preserve"> for the review message. Use appropriate labels for each field.</w:t>
       </w:r>
     </w:p>
@@ -41,103 +56,521 @@
     <w:p>
       <w:pPr>
         <w:pStyle w:val="ListParagraph"/>
-      </w:pPr>
-      <w:r>
-        <w:drawing>
-          <wp:inline distT="0" distB="0" distL="0" distR="0" wp14:anchorId="119EEE1E" wp14:editId="7D1310CF">
-            <wp:extent cx="5731510" cy="3567430"/>
-            <wp:effectExtent l="0" t="0" r="2540" b="0"/>
-            <wp:docPr id="1334063675" name="Picture 1"/>
-            <wp:cNvGraphicFramePr>
-              <a:graphicFrameLocks xmlns:a="http://schemas.openxmlformats.org/drawingml/2006/main" noChangeAspect="1"/>
-            </wp:cNvGraphicFramePr>
-            <a:graphic xmlns:a="http://schemas.openxmlformats.org/drawingml/2006/main">
-              <a:graphicData uri="http://schemas.openxmlformats.org/drawingml/2006/picture">
-                <pic:pic xmlns:pic="http://schemas.openxmlformats.org/drawingml/2006/picture">
-                  <pic:nvPicPr>
-                    <pic:cNvPr id="1334063675" name=""/>
-                    <pic:cNvPicPr/>
-                  </pic:nvPicPr>
-                  <pic:blipFill>
-                    <a:blip r:embed="rId5"/>
-                    <a:stretch>
-                      <a:fillRect/>
-                    </a:stretch>
-                  </pic:blipFill>
-                  <pic:spPr>
-                    <a:xfrm>
-                      <a:off x="0" y="0"/>
-                      <a:ext cx="5731510" cy="3567430"/>
-                    </a:xfrm>
-                    <a:prstGeom prst="rect">
-                      <a:avLst/>
-                    </a:prstGeom>
-                  </pic:spPr>
-                </pic:pic>
-              </a:graphicData>
-            </a:graphic>
-          </wp:inline>
-        </w:drawing>
-      </w:r>
-    </w:p>
-    <w:p>
-      <w:r>
+        <w:rPr>
+          <w:noProof/>
+        </w:rPr>
+      </w:pPr>
+      <w:r>
+        <w:rPr>
+          <w:noProof/>
+        </w:rPr>
+        <w:t xml:space="preserve">  </w:t>
+      </w:r>
+    </w:p>
+    <w:p>
+      <w:pPr>
+        <w:pStyle w:val="ListParagraph"/>
+      </w:pPr>
+      <w:r>
+        <w:t>&lt;!DOCTYPE html&gt;</w:t>
+      </w:r>
+    </w:p>
+    <w:p>
+      <w:pPr>
+        <w:pStyle w:val="ListParagraph"/>
+      </w:pPr>
+      <w:r>
+        <w:t>&lt;html lang="</w:t>
+      </w:r>
+      <w:proofErr w:type="spellStart"/>
+      <w:r>
+        <w:t>en</w:t>
+      </w:r>
+      <w:proofErr w:type="spellEnd"/>
+      <w:r>
+        <w:t>"&gt;</w:t>
+      </w:r>
+    </w:p>
+    <w:p>
+      <w:pPr>
+        <w:pStyle w:val="ListParagraph"/>
+      </w:pPr>
+      <w:r>
+        <w:t>&lt;head&gt;</w:t>
+      </w:r>
+    </w:p>
+    <w:p>
+      <w:pPr>
+        <w:pStyle w:val="ListParagraph"/>
+      </w:pPr>
+      <w:r>
+        <w:t>    &lt;meta charset="UTF-8"&gt;</w:t>
+      </w:r>
+    </w:p>
+    <w:p>
+      <w:pPr>
+        <w:pStyle w:val="ListParagraph"/>
+      </w:pPr>
+      <w:r>
+        <w:t>    &lt;meta name="viewport" content="width=device-width, initial-scale=1.0"&gt;</w:t>
+      </w:r>
+    </w:p>
+    <w:p>
+      <w:pPr>
+        <w:pStyle w:val="ListParagraph"/>
+      </w:pPr>
+      <w:r>
+        <w:t>    &lt;title&gt;Form&lt;/title&gt;</w:t>
+      </w:r>
+    </w:p>
+    <w:p>
+      <w:pPr>
+        <w:pStyle w:val="ListParagraph"/>
+      </w:pPr>
+      <w:r>
+        <w:t>&lt;/head&gt;</w:t>
+      </w:r>
+    </w:p>
+    <w:p>
+      <w:pPr>
+        <w:pStyle w:val="ListParagraph"/>
+      </w:pPr>
+      <w:r>
+        <w:t>&lt;body&gt;</w:t>
+      </w:r>
+    </w:p>
+    <w:p>
+      <w:pPr>
+        <w:pStyle w:val="ListParagraph"/>
+      </w:pPr>
+      <w:r>
+        <w:t xml:space="preserve">    &lt;h1 style="text-align: </w:t>
+      </w:r>
+      <w:proofErr w:type="spellStart"/>
+      <w:proofErr w:type="gramStart"/>
+      <w:r>
+        <w:t>center;color</w:t>
+      </w:r>
+      <w:proofErr w:type="spellEnd"/>
+      <w:proofErr w:type="gramEnd"/>
+      <w:r>
+        <w:t xml:space="preserve">: </w:t>
+      </w:r>
+      <w:proofErr w:type="spellStart"/>
+      <w:proofErr w:type="gramStart"/>
+      <w:r>
+        <w:t>rgb</w:t>
+      </w:r>
+      <w:proofErr w:type="spellEnd"/>
+      <w:r>
+        <w:t>(</w:t>
+      </w:r>
+      <w:proofErr w:type="gramEnd"/>
+      <w:r>
+        <w:t>143, 135, 237);"&gt;Flipkart product Review&lt;/h1&gt;</w:t>
+      </w:r>
+    </w:p>
+    <w:p>
+      <w:pPr>
+        <w:pStyle w:val="ListParagraph"/>
+      </w:pPr>
+      <w:r>
+        <w:t>&lt;form action="form.html" method="post"&gt;</w:t>
+      </w:r>
+    </w:p>
+    <w:p>
+      <w:pPr>
+        <w:pStyle w:val="ListParagraph"/>
+      </w:pPr>
+      <w:r>
+        <w:t>    &lt;label for="Username"&gt;Username:&lt;/label&gt;</w:t>
+      </w:r>
+    </w:p>
+    <w:p>
+      <w:pPr>
+        <w:pStyle w:val="ListParagraph"/>
+      </w:pPr>
+      <w:r>
+        <w:t>    &lt;input type="text" id="Username" name="Username"&gt;</w:t>
+      </w:r>
+    </w:p>
+    <w:p>
+      <w:pPr>
+        <w:pStyle w:val="ListParagraph"/>
+      </w:pPr>
+      <w:r>
+        <w:t>    &lt;</w:t>
+      </w:r>
+      <w:proofErr w:type="spellStart"/>
+      <w:r>
+        <w:t>br</w:t>
+      </w:r>
+      <w:proofErr w:type="spellEnd"/>
+      <w:r>
+        <w:t>&gt;&lt;</w:t>
+      </w:r>
+      <w:proofErr w:type="spellStart"/>
+      <w:r>
+        <w:t>br</w:t>
+      </w:r>
+      <w:proofErr w:type="spellEnd"/>
+      <w:r>
+        <w:t>&gt;</w:t>
+      </w:r>
+    </w:p>
+    <w:p>
+      <w:pPr>
+        <w:pStyle w:val="ListParagraph"/>
+      </w:pPr>
+      <w:r>
+        <w:t>    &lt;label for="product quantity"&gt;Product quantity:&lt;/label&gt;</w:t>
+      </w:r>
+    </w:p>
+    <w:p>
+      <w:pPr>
+        <w:pStyle w:val="ListParagraph"/>
+      </w:pPr>
+      <w:r>
+        <w:t>    &lt;input type="number" id="product quantity" name="product quantity" min="1" max="10" value="1" required&gt;</w:t>
+      </w:r>
+    </w:p>
+    <w:p>
+      <w:pPr>
+        <w:pStyle w:val="ListParagraph"/>
+      </w:pPr>
+      <w:r>
+        <w:t>    &lt;</w:t>
+      </w:r>
+      <w:proofErr w:type="spellStart"/>
+      <w:r>
+        <w:t>br</w:t>
+      </w:r>
+      <w:proofErr w:type="spellEnd"/>
+      <w:r>
+        <w:t>&gt;&lt;</w:t>
+      </w:r>
+      <w:proofErr w:type="spellStart"/>
+      <w:r>
+        <w:t>br</w:t>
+      </w:r>
+      <w:proofErr w:type="spellEnd"/>
+      <w:r>
+        <w:t>&gt;</w:t>
+      </w:r>
+    </w:p>
+    <w:p>
+      <w:pPr>
+        <w:pStyle w:val="ListParagraph"/>
+      </w:pPr>
+      <w:r>
+        <w:t>    &lt;</w:t>
+      </w:r>
+      <w:proofErr w:type="spellStart"/>
+      <w:r>
+        <w:t>em</w:t>
+      </w:r>
+      <w:proofErr w:type="spellEnd"/>
+      <w:r>
+        <w:t>&gt;&lt;label for="Review dropdown"&gt;Review dropdown:&lt;/label&gt;</w:t>
+      </w:r>
+    </w:p>
+    <w:p>
+      <w:pPr>
+        <w:pStyle w:val="ListParagraph"/>
+      </w:pPr>
+      <w:r>
+        <w:t>    &lt;select id="Review dropdown" name="Review dropdown"&gt;&lt;/</w:t>
+      </w:r>
+      <w:proofErr w:type="spellStart"/>
+      <w:r>
+        <w:t>em</w:t>
+      </w:r>
+      <w:proofErr w:type="spellEnd"/>
+      <w:r>
+        <w:t>&gt;</w:t>
+      </w:r>
+    </w:p>
+    <w:p>
+      <w:pPr>
+        <w:pStyle w:val="ListParagraph"/>
+      </w:pPr>
+      <w:r>
+        <w:t>        &lt;option value="Excellent"&gt;Excellent&lt;/option&gt;</w:t>
+      </w:r>
+    </w:p>
+    <w:p>
+      <w:pPr>
+        <w:pStyle w:val="ListParagraph"/>
+      </w:pPr>
+      <w:r>
+        <w:t>        &lt;option value="Good"&gt;Good&lt;/option&gt;</w:t>
+      </w:r>
+    </w:p>
+    <w:p>
+      <w:pPr>
+        <w:pStyle w:val="ListParagraph"/>
+      </w:pPr>
+      <w:r>
+        <w:t>        &lt;option value="Average"&gt;Average&lt;/option&gt;</w:t>
+      </w:r>
+    </w:p>
+    <w:p>
+      <w:pPr>
+        <w:pStyle w:val="ListParagraph"/>
+      </w:pPr>
+      <w:r>
+        <w:t>        &lt;option value="Poor"&gt;Poor&lt;/option&gt;</w:t>
+      </w:r>
+    </w:p>
+    <w:p>
+      <w:pPr>
+        <w:pStyle w:val="ListParagraph"/>
+      </w:pPr>
+      <w:r>
+        <w:t>    &lt;/select&gt;</w:t>
+      </w:r>
+    </w:p>
+    <w:p>
+      <w:pPr>
+        <w:pStyle w:val="ListParagraph"/>
+      </w:pPr>
+      <w:r>
+        <w:t>    &lt;</w:t>
+      </w:r>
+      <w:proofErr w:type="spellStart"/>
+      <w:r>
+        <w:t>br</w:t>
+      </w:r>
+      <w:proofErr w:type="spellEnd"/>
+      <w:r>
+        <w:t>&gt;&lt;</w:t>
+      </w:r>
+      <w:proofErr w:type="spellStart"/>
+      <w:r>
+        <w:t>br</w:t>
+      </w:r>
+      <w:proofErr w:type="spellEnd"/>
+      <w:r>
+        <w:t>&gt;</w:t>
+      </w:r>
+    </w:p>
+    <w:p>
+      <w:pPr>
+        <w:pStyle w:val="ListParagraph"/>
+      </w:pPr>
+      <w:r>
+        <w:t>    &lt;strong&gt;&lt;label for="text review message"&gt;Text review message:&lt;/label&gt;&lt;/strong&gt;</w:t>
+      </w:r>
+    </w:p>
+    <w:p>
+      <w:pPr>
+        <w:pStyle w:val="ListParagraph"/>
+      </w:pPr>
+      <w:r>
+        <w:t>    &lt;</w:t>
+      </w:r>
+      <w:proofErr w:type="spellStart"/>
+      <w:r>
+        <w:t>textarea</w:t>
+      </w:r>
+      <w:proofErr w:type="spellEnd"/>
+      <w:r>
+        <w:t xml:space="preserve"> id="text review message" name="text review message" rows="4" cols="50"&gt;&lt;/</w:t>
+      </w:r>
+      <w:proofErr w:type="spellStart"/>
+      <w:r>
+        <w:t>textarea</w:t>
+      </w:r>
+      <w:proofErr w:type="spellEnd"/>
+      <w:r>
+        <w:t>&gt;</w:t>
+      </w:r>
+    </w:p>
+    <w:p>
+      <w:pPr>
+        <w:pStyle w:val="ListParagraph"/>
+      </w:pPr>
+      <w:r>
+        <w:t>    &lt;</w:t>
+      </w:r>
+      <w:proofErr w:type="spellStart"/>
+      <w:r>
+        <w:t>br</w:t>
+      </w:r>
+      <w:proofErr w:type="spellEnd"/>
+      <w:r>
+        <w:t>&gt;&lt;</w:t>
+      </w:r>
+      <w:proofErr w:type="spellStart"/>
+      <w:r>
+        <w:t>br</w:t>
+      </w:r>
+      <w:proofErr w:type="spellEnd"/>
+      <w:r>
+        <w:t>&gt;</w:t>
+      </w:r>
+    </w:p>
+    <w:p>
+      <w:pPr>
+        <w:pStyle w:val="ListParagraph"/>
+      </w:pPr>
+      <w:r>
+        <w:t>    &lt;input type="submit" value="Submit"&gt;</w:t>
+      </w:r>
+    </w:p>
+    <w:p>
+      <w:pPr>
+        <w:pStyle w:val="ListParagraph"/>
+      </w:pPr>
+      <w:r>
+        <w:t>&lt;/form&gt;</w:t>
+      </w:r>
+    </w:p>
+    <w:p>
+      <w:pPr>
+        <w:pStyle w:val="ListParagraph"/>
+      </w:pPr>
+      <w:r>
+        <w:t>&lt;/body&gt;</w:t>
+      </w:r>
+    </w:p>
+    <w:p>
+      <w:pPr>
+        <w:pStyle w:val="ListParagraph"/>
+      </w:pPr>
+      <w:r>
+        <w:t>&lt;/html&gt;</w:t>
+      </w:r>
+    </w:p>
+    <w:p>
+      <w:pPr>
+        <w:pStyle w:val="ListParagraph"/>
+      </w:pPr>
+    </w:p>
+    <w:p>
+      <w:pPr>
+        <w:rPr>
+          <w:b/>
+          <w:bCs/>
+        </w:rPr>
+      </w:pPr>
+      <w:r>
+        <w:rPr>
+          <w:b/>
+          <w:bCs/>
+        </w:rPr>
         <w:t>2.Add HTML5 validation attributes to your review form so that username is required, rating must be selected, and the review message must be at least 20 characters long.&lt;</w:t>
       </w:r>
       <w:proofErr w:type="spellStart"/>
       <w:r>
-        <w:t>br</w:t>
-      </w:r>
-      <w:proofErr w:type="spellEnd"/>
-      <w:r>
+        <w:rPr>
+          <w:b/>
+          <w:bCs/>
+        </w:rPr>
+        <w:t>br</w:t>
+      </w:r>
+      <w:proofErr w:type="spellEnd"/>
+      <w:r>
+        <w:rPr>
+          <w:b/>
+          <w:bCs/>
+        </w:rPr>
         <w:t>&gt;&lt;</w:t>
       </w:r>
       <w:proofErr w:type="spellStart"/>
       <w:r>
-        <w:t>br</w:t>
-      </w:r>
-      <w:proofErr w:type="spellEnd"/>
-      <w:r>
+        <w:rPr>
+          <w:b/>
+          <w:bCs/>
+        </w:rPr>
+        <w:t>br</w:t>
+      </w:r>
+      <w:proofErr w:type="spellEnd"/>
+      <w:r>
+        <w:rPr>
+          <w:b/>
+          <w:bCs/>
+        </w:rPr>
         <w:t>&gt;&lt;</w:t>
       </w:r>
       <w:proofErr w:type="spellStart"/>
       <w:r>
+        <w:rPr>
+          <w:b/>
+          <w:bCs/>
+        </w:rPr>
         <w:t>em</w:t>
       </w:r>
       <w:proofErr w:type="spellEnd"/>
       <w:r>
+        <w:rPr>
+          <w:b/>
+          <w:bCs/>
+        </w:rPr>
         <w:t xml:space="preserve">&gt;&lt;strong&gt;Hint:&lt;/strong&gt; Use required, </w:t>
       </w:r>
       <w:proofErr w:type="spellStart"/>
       <w:r>
+        <w:rPr>
+          <w:b/>
+          <w:bCs/>
+        </w:rPr>
         <w:t>minlength</w:t>
       </w:r>
       <w:proofErr w:type="spellEnd"/>
       <w:r>
+        <w:rPr>
+          <w:b/>
+          <w:bCs/>
+        </w:rPr>
         <w:t xml:space="preserve">, and a default </w:t>
       </w:r>
       <w:proofErr w:type="spellStart"/>
       <w:r>
+        <w:rPr>
+          <w:b/>
+          <w:bCs/>
+        </w:rPr>
         <w:t>unselectable</w:t>
       </w:r>
       <w:proofErr w:type="spellEnd"/>
       <w:r>
+        <w:rPr>
+          <w:b/>
+          <w:bCs/>
+        </w:rPr>
         <w:t xml:space="preserve"> option for the </w:t>
       </w:r>
       <w:proofErr w:type="gramStart"/>
       <w:r>
+        <w:rPr>
+          <w:b/>
+          <w:bCs/>
+        </w:rPr>
         <w:t>dropdown.&lt;</w:t>
       </w:r>
       <w:proofErr w:type="gramEnd"/>
       <w:r>
+        <w:rPr>
+          <w:b/>
+          <w:bCs/>
+        </w:rPr>
         <w:t>/</w:t>
       </w:r>
       <w:proofErr w:type="spellStart"/>
       <w:r>
+        <w:rPr>
+          <w:b/>
+          <w:bCs/>
+        </w:rPr>
         <w:t>em</w:t>
       </w:r>
       <w:proofErr w:type="spellEnd"/>
       <w:r>
+        <w:rPr>
+          <w:b/>
+          <w:bCs/>
+        </w:rPr>
         <w:t>&gt;</w:t>
       </w:r>
     </w:p>
@@ -150,6 +583,7 @@
         </w:numPr>
       </w:pPr>
       <w:r>
+        <w:lastRenderedPageBreak/>
         <w:t xml:space="preserve">  </w:t>
       </w:r>
       <w:r>
@@ -159,95 +593,528 @@
     <w:p>
       <w:pPr>
         <w:pStyle w:val="ListParagraph"/>
-      </w:pPr>
-      <w:r>
-        <w:drawing>
-          <wp:inline distT="0" distB="0" distL="0" distR="0" wp14:anchorId="001D7586" wp14:editId="636A8105">
-            <wp:extent cx="5731510" cy="3540125"/>
-            <wp:effectExtent l="0" t="0" r="2540" b="3175"/>
-            <wp:docPr id="216987529" name="Picture 1"/>
-            <wp:cNvGraphicFramePr>
-              <a:graphicFrameLocks xmlns:a="http://schemas.openxmlformats.org/drawingml/2006/main" noChangeAspect="1"/>
-            </wp:cNvGraphicFramePr>
-            <a:graphic xmlns:a="http://schemas.openxmlformats.org/drawingml/2006/main">
-              <a:graphicData uri="http://schemas.openxmlformats.org/drawingml/2006/picture">
-                <pic:pic xmlns:pic="http://schemas.openxmlformats.org/drawingml/2006/picture">
-                  <pic:nvPicPr>
-                    <pic:cNvPr id="216987529" name=""/>
-                    <pic:cNvPicPr/>
-                  </pic:nvPicPr>
-                  <pic:blipFill>
-                    <a:blip r:embed="rId6"/>
-                    <a:stretch>
-                      <a:fillRect/>
-                    </a:stretch>
-                  </pic:blipFill>
-                  <pic:spPr>
-                    <a:xfrm>
-                      <a:off x="0" y="0"/>
-                      <a:ext cx="5731510" cy="3540125"/>
-                    </a:xfrm>
-                    <a:prstGeom prst="rect">
-                      <a:avLst/>
-                    </a:prstGeom>
-                  </pic:spPr>
-                </pic:pic>
-              </a:graphicData>
-            </a:graphic>
-          </wp:inline>
-        </w:drawing>
-      </w:r>
-    </w:p>
-    <w:p>
-      <w:r>
+        <w:rPr>
+          <w:noProof/>
+        </w:rPr>
+      </w:pPr>
+      <w:r>
+        <w:rPr>
+          <w:noProof/>
+        </w:rPr>
+        <w:t xml:space="preserve">  </w:t>
+      </w:r>
+    </w:p>
+    <w:p>
+      <w:pPr>
+        <w:pStyle w:val="ListParagraph"/>
+      </w:pPr>
+      <w:r>
+        <w:t>&lt;!DOCTYPE html&gt;</w:t>
+      </w:r>
+    </w:p>
+    <w:p>
+      <w:pPr>
+        <w:pStyle w:val="ListParagraph"/>
+      </w:pPr>
+      <w:r>
+        <w:t>&lt;html lang="</w:t>
+      </w:r>
+      <w:proofErr w:type="spellStart"/>
+      <w:r>
+        <w:t>en</w:t>
+      </w:r>
+      <w:proofErr w:type="spellEnd"/>
+      <w:r>
+        <w:t>"&gt;</w:t>
+      </w:r>
+    </w:p>
+    <w:p>
+      <w:pPr>
+        <w:pStyle w:val="ListParagraph"/>
+      </w:pPr>
+      <w:r>
+        <w:t>&lt;head&gt;</w:t>
+      </w:r>
+    </w:p>
+    <w:p>
+      <w:pPr>
+        <w:pStyle w:val="ListParagraph"/>
+      </w:pPr>
+      <w:r>
+        <w:t>    &lt;meta charset="UTF-8"&gt;</w:t>
+      </w:r>
+    </w:p>
+    <w:p>
+      <w:pPr>
+        <w:pStyle w:val="ListParagraph"/>
+      </w:pPr>
+      <w:r>
+        <w:t>    &lt;meta name="viewport" content="width=device-width, initial-scale=1.0"&gt;</w:t>
+      </w:r>
+    </w:p>
+    <w:p>
+      <w:pPr>
+        <w:pStyle w:val="ListParagraph"/>
+      </w:pPr>
+      <w:r>
+        <w:t>    &lt;title&gt;Form&lt;/title&gt;</w:t>
+      </w:r>
+    </w:p>
+    <w:p>
+      <w:pPr>
+        <w:pStyle w:val="ListParagraph"/>
+      </w:pPr>
+      <w:r>
+        <w:t>&lt;/head&gt;</w:t>
+      </w:r>
+    </w:p>
+    <w:p>
+      <w:pPr>
+        <w:pStyle w:val="ListParagraph"/>
+      </w:pPr>
+      <w:r>
+        <w:t>&lt;body&gt;</w:t>
+      </w:r>
+    </w:p>
+    <w:p>
+      <w:pPr>
+        <w:pStyle w:val="ListParagraph"/>
+      </w:pPr>
+      <w:r>
+        <w:t xml:space="preserve">    &lt;h1 style="text-align: </w:t>
+      </w:r>
+      <w:proofErr w:type="spellStart"/>
+      <w:proofErr w:type="gramStart"/>
+      <w:r>
+        <w:t>center;color</w:t>
+      </w:r>
+      <w:proofErr w:type="spellEnd"/>
+      <w:proofErr w:type="gramEnd"/>
+      <w:r>
+        <w:t xml:space="preserve">: </w:t>
+      </w:r>
+      <w:proofErr w:type="spellStart"/>
+      <w:proofErr w:type="gramStart"/>
+      <w:r>
+        <w:t>rgb</w:t>
+      </w:r>
+      <w:proofErr w:type="spellEnd"/>
+      <w:r>
+        <w:t>(</w:t>
+      </w:r>
+      <w:proofErr w:type="gramEnd"/>
+      <w:r>
+        <w:t>143, 135, 237);"&gt;Flipkart product Review&lt;/h1&gt;</w:t>
+      </w:r>
+    </w:p>
+    <w:p>
+      <w:pPr>
+        <w:pStyle w:val="ListParagraph"/>
+      </w:pPr>
+      <w:r>
+        <w:t>&lt;form action="form.html" method="post"&gt;</w:t>
+      </w:r>
+    </w:p>
+    <w:p>
+      <w:pPr>
+        <w:pStyle w:val="ListParagraph"/>
+      </w:pPr>
+      <w:r>
+        <w:t>    &lt;label for="Username"&gt;Username:&lt;/label&gt;</w:t>
+      </w:r>
+    </w:p>
+    <w:p>
+      <w:pPr>
+        <w:pStyle w:val="ListParagraph"/>
+      </w:pPr>
+      <w:r>
+        <w:t>    &lt;input type="text" id="Username" name="Username" required&gt;</w:t>
+      </w:r>
+    </w:p>
+    <w:p>
+      <w:pPr>
+        <w:pStyle w:val="ListParagraph"/>
+      </w:pPr>
+      <w:r>
+        <w:t>    &lt;</w:t>
+      </w:r>
+      <w:proofErr w:type="spellStart"/>
+      <w:r>
+        <w:t>br</w:t>
+      </w:r>
+      <w:proofErr w:type="spellEnd"/>
+      <w:r>
+        <w:t>&gt;&lt;</w:t>
+      </w:r>
+      <w:proofErr w:type="spellStart"/>
+      <w:r>
+        <w:t>br</w:t>
+      </w:r>
+      <w:proofErr w:type="spellEnd"/>
+      <w:r>
+        <w:t>&gt;</w:t>
+      </w:r>
+    </w:p>
+    <w:p>
+      <w:pPr>
+        <w:pStyle w:val="ListParagraph"/>
+      </w:pPr>
+      <w:r>
+        <w:t>    &lt;label for="product quantity"&gt;Product quantity:&lt;/label&gt;</w:t>
+      </w:r>
+    </w:p>
+    <w:p>
+      <w:pPr>
+        <w:pStyle w:val="ListParagraph"/>
+      </w:pPr>
+      <w:r>
+        <w:t>    &lt;input type="number" id="product quantity" name="product quantity" min="1" max="10" value="1" required&gt;</w:t>
+      </w:r>
+    </w:p>
+    <w:p>
+      <w:pPr>
+        <w:pStyle w:val="ListParagraph"/>
+      </w:pPr>
+      <w:r>
+        <w:t>    &lt;</w:t>
+      </w:r>
+      <w:proofErr w:type="spellStart"/>
+      <w:r>
+        <w:t>br</w:t>
+      </w:r>
+      <w:proofErr w:type="spellEnd"/>
+      <w:r>
+        <w:t>&gt;&lt;</w:t>
+      </w:r>
+      <w:proofErr w:type="spellStart"/>
+      <w:r>
+        <w:t>br</w:t>
+      </w:r>
+      <w:proofErr w:type="spellEnd"/>
+      <w:r>
+        <w:t>&gt;</w:t>
+      </w:r>
+    </w:p>
+    <w:p>
+      <w:pPr>
+        <w:pStyle w:val="ListParagraph"/>
+      </w:pPr>
+      <w:r>
+        <w:t>    &lt;</w:t>
+      </w:r>
+      <w:proofErr w:type="spellStart"/>
+      <w:r>
+        <w:t>em</w:t>
+      </w:r>
+      <w:proofErr w:type="spellEnd"/>
+      <w:r>
+        <w:t>&gt;&lt;label for="Review dropdown"&gt;Review dropdown:&lt;/label&gt;</w:t>
+      </w:r>
+    </w:p>
+    <w:p>
+      <w:pPr>
+        <w:pStyle w:val="ListParagraph"/>
+      </w:pPr>
+      <w:r>
+        <w:t>    &lt;select id="Review dropdown" name="Review dropdown" required&gt;&lt;/</w:t>
+      </w:r>
+      <w:proofErr w:type="spellStart"/>
+      <w:r>
+        <w:t>em</w:t>
+      </w:r>
+      <w:proofErr w:type="spellEnd"/>
+      <w:r>
+        <w:t>&gt;</w:t>
+      </w:r>
+    </w:p>
+    <w:p>
+      <w:pPr>
+        <w:pStyle w:val="ListParagraph"/>
+      </w:pPr>
+      <w:r>
+        <w:t>        &lt;option value="Excellent"&gt;Excellent&lt;/option&gt;</w:t>
+      </w:r>
+    </w:p>
+    <w:p>
+      <w:pPr>
+        <w:pStyle w:val="ListParagraph"/>
+      </w:pPr>
+      <w:r>
+        <w:t>        &lt;option value="Good"&gt;Good&lt;/option&gt;</w:t>
+      </w:r>
+    </w:p>
+    <w:p>
+      <w:pPr>
+        <w:pStyle w:val="ListParagraph"/>
+      </w:pPr>
+      <w:r>
+        <w:t>        &lt;option value="Average"&gt;Average&lt;/option&gt;</w:t>
+      </w:r>
+    </w:p>
+    <w:p>
+      <w:pPr>
+        <w:pStyle w:val="ListParagraph"/>
+      </w:pPr>
+      <w:r>
+        <w:t>        &lt;option value="Poor"&gt;Poor&lt;/option&gt;</w:t>
+      </w:r>
+    </w:p>
+    <w:p>
+      <w:pPr>
+        <w:pStyle w:val="ListParagraph"/>
+      </w:pPr>
+      <w:r>
+        <w:t>    &lt;/select&gt;</w:t>
+      </w:r>
+    </w:p>
+    <w:p>
+      <w:pPr>
+        <w:pStyle w:val="ListParagraph"/>
+      </w:pPr>
+      <w:r>
+        <w:t>    &lt;</w:t>
+      </w:r>
+      <w:proofErr w:type="spellStart"/>
+      <w:r>
+        <w:t>br</w:t>
+      </w:r>
+      <w:proofErr w:type="spellEnd"/>
+      <w:r>
+        <w:t>&gt;&lt;</w:t>
+      </w:r>
+      <w:proofErr w:type="spellStart"/>
+      <w:r>
+        <w:t>br</w:t>
+      </w:r>
+      <w:proofErr w:type="spellEnd"/>
+      <w:r>
+        <w:t>&gt;</w:t>
+      </w:r>
+    </w:p>
+    <w:p>
+      <w:pPr>
+        <w:pStyle w:val="ListParagraph"/>
+      </w:pPr>
+      <w:r>
+        <w:t>    &lt;strong&gt;&lt;label for="text review message"&gt;Text review message:&lt;/label&gt;&lt;/strong&gt;</w:t>
+      </w:r>
+    </w:p>
+    <w:p>
+      <w:pPr>
+        <w:pStyle w:val="ListParagraph"/>
+      </w:pPr>
+      <w:r>
+        <w:t>    &lt;</w:t>
+      </w:r>
+      <w:proofErr w:type="spellStart"/>
+      <w:r>
+        <w:t>textarea</w:t>
+      </w:r>
+      <w:proofErr w:type="spellEnd"/>
+      <w:r>
+        <w:t xml:space="preserve"> id="text review message" name="text review message" rows="4" cols="50" </w:t>
+      </w:r>
+      <w:proofErr w:type="spellStart"/>
+      <w:r>
+        <w:t>minlength</w:t>
+      </w:r>
+      <w:proofErr w:type="spellEnd"/>
+      <w:r>
+        <w:t>="20"</w:t>
+      </w:r>
+      <w:r>
+        <w:t xml:space="preserve"> required</w:t>
+      </w:r>
+      <w:r>
+        <w:t>&gt;&lt;/</w:t>
+      </w:r>
+      <w:proofErr w:type="spellStart"/>
+      <w:r>
+        <w:t>textarea</w:t>
+      </w:r>
+      <w:proofErr w:type="spellEnd"/>
+      <w:r>
+        <w:t>&gt;</w:t>
+      </w:r>
+    </w:p>
+    <w:p>
+      <w:pPr>
+        <w:pStyle w:val="ListParagraph"/>
+      </w:pPr>
+      <w:r>
+        <w:t>    &lt;</w:t>
+      </w:r>
+      <w:proofErr w:type="spellStart"/>
+      <w:r>
+        <w:t>br</w:t>
+      </w:r>
+      <w:proofErr w:type="spellEnd"/>
+      <w:r>
+        <w:t>&gt;&lt;</w:t>
+      </w:r>
+      <w:proofErr w:type="spellStart"/>
+      <w:r>
+        <w:t>br</w:t>
+      </w:r>
+      <w:proofErr w:type="spellEnd"/>
+      <w:r>
+        <w:t>&gt;</w:t>
+      </w:r>
+    </w:p>
+    <w:p>
+      <w:pPr>
+        <w:pStyle w:val="ListParagraph"/>
+      </w:pPr>
+      <w:r>
+        <w:t>    &lt;input type="submit" value="Submit"&gt;</w:t>
+      </w:r>
+    </w:p>
+    <w:p>
+      <w:pPr>
+        <w:pStyle w:val="ListParagraph"/>
+      </w:pPr>
+      <w:r>
+        <w:t>&lt;/form&gt;</w:t>
+      </w:r>
+    </w:p>
+    <w:p>
+      <w:pPr>
+        <w:pStyle w:val="ListParagraph"/>
+      </w:pPr>
+      <w:r>
+        <w:t>&lt;/body&gt;</w:t>
+      </w:r>
+    </w:p>
+    <w:p>
+      <w:pPr>
+        <w:pStyle w:val="ListParagraph"/>
+      </w:pPr>
+      <w:r>
+        <w:t>&lt;/html&gt;</w:t>
+      </w:r>
+    </w:p>
+    <w:p>
+      <w:pPr>
+        <w:pStyle w:val="ListParagraph"/>
+      </w:pPr>
+    </w:p>
+    <w:p>
+      <w:pPr>
+        <w:rPr>
+          <w:b/>
+          <w:bCs/>
+        </w:rPr>
+      </w:pPr>
+      <w:r>
+        <w:rPr>
+          <w:b/>
+          <w:bCs/>
+        </w:rPr>
         <w:t xml:space="preserve">3.Modify your form to use the POST method and, after submitting a test review, open the </w:t>
       </w:r>
       <w:proofErr w:type="spellStart"/>
       <w:r>
+        <w:rPr>
+          <w:b/>
+          <w:bCs/>
+        </w:rPr>
         <w:t>DevTools</w:t>
       </w:r>
       <w:proofErr w:type="spellEnd"/>
       <w:r>
-        <w:t xml:space="preserve"> Network tab to preview the POST request data sent by your form.&lt;</w:t>
-      </w:r>
-      <w:proofErr w:type="spellStart"/>
-      <w:r>
-        <w:t>br</w:t>
-      </w:r>
-      <w:proofErr w:type="spellEnd"/>
-      <w:r>
+        <w:rPr>
+          <w:b/>
+          <w:bCs/>
+        </w:rPr>
+        <w:t xml:space="preserve"> Network tab to preview the POST request data sent by your </w:t>
+      </w:r>
+      <w:proofErr w:type="gramStart"/>
+      <w:r>
+        <w:rPr>
+          <w:b/>
+          <w:bCs/>
+        </w:rPr>
+        <w:t>form.&lt;</w:t>
+      </w:r>
+      <w:proofErr w:type="spellStart"/>
+      <w:proofErr w:type="gramEnd"/>
+      <w:r>
+        <w:rPr>
+          <w:b/>
+          <w:bCs/>
+        </w:rPr>
+        <w:t>br</w:t>
+      </w:r>
+      <w:proofErr w:type="spellEnd"/>
+      <w:r>
+        <w:rPr>
+          <w:b/>
+          <w:bCs/>
+        </w:rPr>
         <w:t>&gt;&lt;</w:t>
       </w:r>
       <w:proofErr w:type="spellStart"/>
       <w:r>
-        <w:t>br</w:t>
-      </w:r>
-      <w:proofErr w:type="spellEnd"/>
-      <w:r>
+        <w:rPr>
+          <w:b/>
+          <w:bCs/>
+        </w:rPr>
+        <w:t>br</w:t>
+      </w:r>
+      <w:proofErr w:type="spellEnd"/>
+      <w:r>
+        <w:rPr>
+          <w:b/>
+          <w:bCs/>
+        </w:rPr>
         <w:t>&gt;&lt;</w:t>
       </w:r>
       <w:proofErr w:type="spellStart"/>
       <w:r>
+        <w:rPr>
+          <w:b/>
+          <w:bCs/>
+        </w:rPr>
         <w:t>em</w:t>
       </w:r>
       <w:proofErr w:type="spellEnd"/>
       <w:r>
+        <w:rPr>
+          <w:b/>
+          <w:bCs/>
+        </w:rPr>
         <w:t xml:space="preserve">&gt;&lt;strong&gt;Hint:&lt;/strong&gt; Look for the form submission request and expand the payload/details to see your input </w:t>
       </w:r>
       <w:proofErr w:type="gramStart"/>
       <w:r>
+        <w:rPr>
+          <w:b/>
+          <w:bCs/>
+        </w:rPr>
         <w:t>values.&lt;</w:t>
       </w:r>
       <w:proofErr w:type="gramEnd"/>
       <w:r>
+        <w:rPr>
+          <w:b/>
+          <w:bCs/>
+        </w:rPr>
         <w:t>/</w:t>
       </w:r>
       <w:proofErr w:type="spellStart"/>
       <w:r>
+        <w:rPr>
+          <w:b/>
+          <w:bCs/>
+        </w:rPr>
         <w:t>em</w:t>
       </w:r>
       <w:proofErr w:type="spellEnd"/>
       <w:r>
+        <w:rPr>
+          <w:b/>
+          <w:bCs/>
+        </w:rPr>
         <w:t>&gt;</w:t>
       </w:r>
     </w:p>
@@ -271,6 +1138,10 @@
         <w:pStyle w:val="ListParagraph"/>
       </w:pPr>
       <w:r>
+        <w:rPr>
+          <w:noProof/>
+        </w:rPr>
+        <w:lastRenderedPageBreak/>
         <w:drawing>
           <wp:inline distT="0" distB="0" distL="0" distR="0" wp14:anchorId="409D9C38" wp14:editId="417387F0">
             <wp:extent cx="5731510" cy="3056890"/>
@@ -287,7 +1158,7 @@
                     <pic:cNvPicPr/>
                   </pic:nvPicPr>
                   <pic:blipFill>
-                    <a:blip r:embed="rId7"/>
+                    <a:blip r:embed="rId5"/>
                     <a:stretch>
                       <a:fillRect/>
                     </a:stretch>
@@ -314,23 +1185,49 @@
       </w:pPr>
     </w:p>
     <w:p>
-      <w:r>
+      <w:pPr>
+        <w:rPr>
+          <w:b/>
+          <w:bCs/>
+        </w:rPr>
+      </w:pPr>
+      <w:r>
+        <w:rPr>
+          <w:b/>
+          <w:bCs/>
+        </w:rPr>
         <w:t xml:space="preserve">4.Build a Zomato-style food order form with inputs for user name, a select dropdown for food item (at least 3 options), quantity (number input), and a </w:t>
       </w:r>
       <w:proofErr w:type="spellStart"/>
       <w:r>
+        <w:rPr>
+          <w:b/>
+          <w:bCs/>
+        </w:rPr>
         <w:t>textarea</w:t>
       </w:r>
       <w:proofErr w:type="spellEnd"/>
       <w:r>
+        <w:rPr>
+          <w:b/>
+          <w:bCs/>
+        </w:rPr>
         <w:t xml:space="preserve"> for delivery instructions. Ensure all fields are </w:t>
       </w:r>
       <w:proofErr w:type="spellStart"/>
       <w:r>
+        <w:rPr>
+          <w:b/>
+          <w:bCs/>
+        </w:rPr>
         <w:t>labeled</w:t>
       </w:r>
       <w:proofErr w:type="spellEnd"/>
       <w:r>
+        <w:rPr>
+          <w:b/>
+          <w:bCs/>
+        </w:rPr>
         <w:t xml:space="preserve"> and use required validation.</w:t>
       </w:r>
     </w:p>
@@ -358,9 +1255,291 @@
       <w:pPr>
         <w:pStyle w:val="ListParagraph"/>
       </w:pPr>
-    </w:p>
-    <w:p>
-      <w:r>
+      <w:r>
+        <w:t>&lt;form action="place-order" method="post"&gt;</w:t>
+      </w:r>
+    </w:p>
+    <w:p>
+      <w:pPr>
+        <w:pStyle w:val="ListParagraph"/>
+      </w:pPr>
+      <w:r>
+        <w:t xml:space="preserve">  &lt;label for="</w:t>
+      </w:r>
+      <w:proofErr w:type="spellStart"/>
+      <w:r>
+        <w:t>custname</w:t>
+      </w:r>
+      <w:proofErr w:type="spellEnd"/>
+      <w:r>
+        <w:t>"&gt;Your Name&lt;/label&gt;</w:t>
+      </w:r>
+    </w:p>
+    <w:p>
+      <w:pPr>
+        <w:pStyle w:val="ListParagraph"/>
+      </w:pPr>
+      <w:r>
+        <w:t xml:space="preserve">  &lt;input type="text" id="</w:t>
+      </w:r>
+      <w:proofErr w:type="spellStart"/>
+      <w:r>
+        <w:t>custname</w:t>
+      </w:r>
+      <w:proofErr w:type="spellEnd"/>
+      <w:r>
+        <w:t>" name="</w:t>
+      </w:r>
+      <w:proofErr w:type="spellStart"/>
+      <w:r>
+        <w:t>custName</w:t>
+      </w:r>
+      <w:proofErr w:type="spellEnd"/>
+      <w:r>
+        <w:t>" required&gt;</w:t>
+      </w:r>
+    </w:p>
+    <w:p>
+      <w:pPr>
+        <w:pStyle w:val="ListParagraph"/>
+      </w:pPr>
+      <w:r>
+        <w:t xml:space="preserve"> &lt;</w:t>
+      </w:r>
+      <w:proofErr w:type="spellStart"/>
+      <w:r>
+        <w:t>br</w:t>
+      </w:r>
+      <w:proofErr w:type="spellEnd"/>
+      <w:r>
+        <w:t>&gt;&lt;</w:t>
+      </w:r>
+      <w:proofErr w:type="spellStart"/>
+      <w:r>
+        <w:t>br</w:t>
+      </w:r>
+      <w:proofErr w:type="spellEnd"/>
+      <w:r>
+        <w:t>&gt;</w:t>
+      </w:r>
+    </w:p>
+    <w:p>
+      <w:pPr>
+        <w:pStyle w:val="ListParagraph"/>
+      </w:pPr>
+      <w:r>
+        <w:t xml:space="preserve">  &lt;label for="</w:t>
+      </w:r>
+      <w:proofErr w:type="spellStart"/>
+      <w:r>
+        <w:t>fooditem</w:t>
+      </w:r>
+      <w:proofErr w:type="spellEnd"/>
+      <w:r>
+        <w:t>"&gt;Food Item&lt;/label&gt;</w:t>
+      </w:r>
+    </w:p>
+    <w:p>
+      <w:pPr>
+        <w:pStyle w:val="ListParagraph"/>
+      </w:pPr>
+      <w:r>
+        <w:t xml:space="preserve">  &lt;select id="</w:t>
+      </w:r>
+      <w:proofErr w:type="spellStart"/>
+      <w:r>
+        <w:t>fooditem</w:t>
+      </w:r>
+      <w:proofErr w:type="spellEnd"/>
+      <w:r>
+        <w:t>" name="</w:t>
+      </w:r>
+      <w:proofErr w:type="spellStart"/>
+      <w:r>
+        <w:t>foodItem</w:t>
+      </w:r>
+      <w:proofErr w:type="spellEnd"/>
+      <w:r>
+        <w:t>" required&gt;</w:t>
+      </w:r>
+    </w:p>
+    <w:p>
+      <w:pPr>
+        <w:pStyle w:val="ListParagraph"/>
+      </w:pPr>
+      <w:r>
+        <w:t xml:space="preserve">    &lt;option value=""disabled selected&gt;Choose an item&lt;/option&gt;</w:t>
+      </w:r>
+    </w:p>
+    <w:p>
+      <w:pPr>
+        <w:pStyle w:val="ListParagraph"/>
+      </w:pPr>
+      <w:r>
+        <w:t xml:space="preserve">    &lt;option value="pizza"&gt;Margherita Pizza&lt;/option&gt;</w:t>
+      </w:r>
+    </w:p>
+    <w:p>
+      <w:pPr>
+        <w:pStyle w:val="ListParagraph"/>
+      </w:pPr>
+      <w:r>
+        <w:t xml:space="preserve">    &lt;option value="burger"&gt;Veg Burger&lt;/option&gt;</w:t>
+      </w:r>
+    </w:p>
+    <w:p>
+      <w:pPr>
+        <w:pStyle w:val="ListParagraph"/>
+      </w:pPr>
+      <w:r>
+        <w:t xml:space="preserve">    &lt;option value="biryani"&gt;Chicken Biryani&lt;/option&gt;</w:t>
+      </w:r>
+    </w:p>
+    <w:p>
+      <w:pPr>
+        <w:pStyle w:val="ListParagraph"/>
+      </w:pPr>
+      <w:r>
+        <w:t xml:space="preserve">    &lt;option value="pasta"&gt;White Sauce Pasta&lt;/option&gt;</w:t>
+      </w:r>
+    </w:p>
+    <w:p>
+      <w:pPr>
+        <w:pStyle w:val="ListParagraph"/>
+      </w:pPr>
+      <w:r>
+        <w:t xml:space="preserve">  &lt;/select&gt;</w:t>
+      </w:r>
+    </w:p>
+    <w:p>
+      <w:pPr>
+        <w:pStyle w:val="ListParagraph"/>
+      </w:pPr>
+      <w:r>
+        <w:t xml:space="preserve"> &lt;label for="quantity"&gt;Quantity&lt;/label&gt;</w:t>
+      </w:r>
+    </w:p>
+    <w:p>
+      <w:pPr>
+        <w:pStyle w:val="ListParagraph"/>
+      </w:pPr>
+      <w:r>
+        <w:t xml:space="preserve">  &lt;input type="number" id="quantity" name="quantity" min="1" max="10" value="1" required&gt;</w:t>
+      </w:r>
+    </w:p>
+    <w:p>
+      <w:pPr>
+        <w:pStyle w:val="ListParagraph"/>
+      </w:pPr>
+      <w:r>
+        <w:t xml:space="preserve"> &lt;</w:t>
+      </w:r>
+      <w:proofErr w:type="spellStart"/>
+      <w:r>
+        <w:t>br</w:t>
+      </w:r>
+      <w:proofErr w:type="spellEnd"/>
+      <w:r>
+        <w:t>&gt;&lt;</w:t>
+      </w:r>
+      <w:proofErr w:type="spellStart"/>
+      <w:r>
+        <w:t>br</w:t>
+      </w:r>
+      <w:proofErr w:type="spellEnd"/>
+      <w:r>
+        <w:t>&gt;</w:t>
+      </w:r>
+    </w:p>
+    <w:p>
+      <w:pPr>
+        <w:pStyle w:val="ListParagraph"/>
+      </w:pPr>
+      <w:r>
+        <w:t xml:space="preserve">  &lt;label for="instructions"&gt;Delivery Instructions&lt;/label&gt;</w:t>
+      </w:r>
+    </w:p>
+    <w:p>
+      <w:pPr>
+        <w:pStyle w:val="ListParagraph"/>
+      </w:pPr>
+      <w:r>
+        <w:t xml:space="preserve">  &lt;</w:t>
+      </w:r>
+      <w:proofErr w:type="spellStart"/>
+      <w:r>
+        <w:t>textarea</w:t>
+      </w:r>
+      <w:proofErr w:type="spellEnd"/>
+      <w:r>
+        <w:t xml:space="preserve"> id="instructions" name="instructions" rows="4" cols="50" required&gt;&lt;/</w:t>
+      </w:r>
+      <w:proofErr w:type="spellStart"/>
+      <w:r>
+        <w:t>textarea</w:t>
+      </w:r>
+      <w:proofErr w:type="spellEnd"/>
+      <w:r>
+        <w:t>&gt;</w:t>
+      </w:r>
+    </w:p>
+    <w:p>
+      <w:pPr>
+        <w:pStyle w:val="ListParagraph"/>
+      </w:pPr>
+      <w:r>
+        <w:t xml:space="preserve"> &lt;</w:t>
+      </w:r>
+      <w:proofErr w:type="spellStart"/>
+      <w:r>
+        <w:t>br</w:t>
+      </w:r>
+      <w:proofErr w:type="spellEnd"/>
+      <w:r>
+        <w:t>&gt;&lt;</w:t>
+      </w:r>
+      <w:proofErr w:type="spellStart"/>
+      <w:r>
+        <w:t>br</w:t>
+      </w:r>
+      <w:proofErr w:type="spellEnd"/>
+      <w:r>
+        <w:t>&gt;</w:t>
+      </w:r>
+    </w:p>
+    <w:p>
+      <w:pPr>
+        <w:pStyle w:val="ListParagraph"/>
+      </w:pPr>
+      <w:r>
+        <w:t xml:space="preserve">  &lt;button type="submit"&gt;Place Order&lt;/button&gt;</w:t>
+      </w:r>
+    </w:p>
+    <w:p>
+      <w:pPr>
+        <w:pStyle w:val="ListParagraph"/>
+      </w:pPr>
+      <w:r>
+        <w:t>&lt;/form&gt;</w:t>
+      </w:r>
+    </w:p>
+    <w:p>
+      <w:pPr>
+        <w:pStyle w:val="ListParagraph"/>
+      </w:pPr>
+    </w:p>
+    <w:p>
+      <w:pPr>
+        <w:rPr>
+          <w:b/>
+          <w:bCs/>
+        </w:rPr>
+      </w:pPr>
+      <w:r>
+        <w:rPr>
+          <w:b/>
+          <w:bCs/>
+        </w:rPr>
         <w:lastRenderedPageBreak/>
         <w:t>5.Add a disabled input field to your food order form that displays a fixed order ID (e.g., ORD12345) and explain in a comment why this field should be disabled for users.</w:t>
       </w:r>
@@ -381,6 +1560,369 @@
       <w:pPr>
         <w:pStyle w:val="ListParagraph"/>
       </w:pPr>
+      <w:r>
+        <w:t xml:space="preserve">  </w:t>
+      </w:r>
+    </w:p>
+    <w:p>
+      <w:pPr>
+        <w:pStyle w:val="ListParagraph"/>
+      </w:pPr>
+      <w:r>
+        <w:t>&lt;form action="zomato.html" method="post"&gt;</w:t>
+      </w:r>
+    </w:p>
+    <w:p>
+      <w:pPr>
+        <w:pStyle w:val="ListParagraph"/>
+      </w:pPr>
+      <w:r>
+        <w:t xml:space="preserve">  &lt;label for="order-id"&gt;Order ID&lt;/label&gt;</w:t>
+      </w:r>
+    </w:p>
+    <w:p>
+      <w:pPr>
+        <w:pStyle w:val="ListParagraph"/>
+      </w:pPr>
+      <w:r>
+        <w:t xml:space="preserve">  </w:t>
+      </w:r>
+      <w:proofErr w:type="gramStart"/>
+      <w:r>
+        <w:t>&lt;!--</w:t>
+      </w:r>
+      <w:proofErr w:type="gramEnd"/>
+      <w:r>
+        <w:t xml:space="preserve"> Disabled because this ID is generated by the server, not the user.</w:t>
+      </w:r>
+    </w:p>
+    <w:p>
+      <w:pPr>
+        <w:pStyle w:val="ListParagraph"/>
+      </w:pPr>
+      <w:r>
+        <w:t xml:space="preserve">       Allowing it to be edited or submitted could let a user spoof an</w:t>
+      </w:r>
+    </w:p>
+    <w:p>
+      <w:pPr>
+        <w:pStyle w:val="ListParagraph"/>
+      </w:pPr>
+      <w:r>
+        <w:t xml:space="preserve">       order ID; disabling it also removes it from the submitted data,</w:t>
+      </w:r>
+    </w:p>
+    <w:p>
+      <w:pPr>
+        <w:pStyle w:val="ListParagraph"/>
+      </w:pPr>
+      <w:r>
+        <w:t xml:space="preserve">       since the server already has this value on its side. --&gt;</w:t>
+      </w:r>
+    </w:p>
+    <w:p>
+      <w:pPr>
+        <w:pStyle w:val="ListParagraph"/>
+      </w:pPr>
+      <w:r>
+        <w:t xml:space="preserve">  &lt;input type="text" id="order-id" name="</w:t>
+      </w:r>
+      <w:proofErr w:type="spellStart"/>
+      <w:r>
+        <w:t>orderId</w:t>
+      </w:r>
+      <w:proofErr w:type="spellEnd"/>
+      <w:r>
+        <w:t>" value="ORD12345" disabled&gt;</w:t>
+      </w:r>
+    </w:p>
+    <w:p>
+      <w:pPr>
+        <w:pStyle w:val="ListParagraph"/>
+      </w:pPr>
+      <w:r>
+        <w:t xml:space="preserve"> &lt;</w:t>
+      </w:r>
+      <w:proofErr w:type="spellStart"/>
+      <w:r>
+        <w:t>br</w:t>
+      </w:r>
+      <w:proofErr w:type="spellEnd"/>
+      <w:r>
+        <w:t>&gt;&lt;</w:t>
+      </w:r>
+      <w:proofErr w:type="spellStart"/>
+      <w:r>
+        <w:t>br</w:t>
+      </w:r>
+      <w:proofErr w:type="spellEnd"/>
+      <w:r>
+        <w:t>&gt;</w:t>
+      </w:r>
+    </w:p>
+    <w:p>
+      <w:pPr>
+        <w:pStyle w:val="ListParagraph"/>
+      </w:pPr>
+      <w:r>
+        <w:t xml:space="preserve">  &lt;label for="</w:t>
+      </w:r>
+      <w:proofErr w:type="spellStart"/>
+      <w:r>
+        <w:t>cust</w:t>
+      </w:r>
+      <w:proofErr w:type="spellEnd"/>
+      <w:r>
+        <w:t>-name"&gt;Your Name&lt;/label&gt;</w:t>
+      </w:r>
+    </w:p>
+    <w:p>
+      <w:pPr>
+        <w:pStyle w:val="ListParagraph"/>
+      </w:pPr>
+      <w:r>
+        <w:t xml:space="preserve">  &lt;input type="text" id="</w:t>
+      </w:r>
+      <w:proofErr w:type="spellStart"/>
+      <w:r>
+        <w:t>cust</w:t>
+      </w:r>
+      <w:proofErr w:type="spellEnd"/>
+      <w:r>
+        <w:t>-name" name="</w:t>
+      </w:r>
+      <w:proofErr w:type="spellStart"/>
+      <w:r>
+        <w:t>custName</w:t>
+      </w:r>
+      <w:proofErr w:type="spellEnd"/>
+      <w:r>
+        <w:t>" required&gt;</w:t>
+      </w:r>
+    </w:p>
+    <w:p>
+      <w:pPr>
+        <w:pStyle w:val="ListParagraph"/>
+      </w:pPr>
+      <w:r>
+        <w:t xml:space="preserve"> &lt;</w:t>
+      </w:r>
+      <w:proofErr w:type="spellStart"/>
+      <w:r>
+        <w:t>br</w:t>
+      </w:r>
+      <w:proofErr w:type="spellEnd"/>
+      <w:r>
+        <w:t>&gt;&lt;</w:t>
+      </w:r>
+      <w:proofErr w:type="spellStart"/>
+      <w:r>
+        <w:t>br</w:t>
+      </w:r>
+      <w:proofErr w:type="spellEnd"/>
+      <w:r>
+        <w:t>&gt;</w:t>
+      </w:r>
+    </w:p>
+    <w:p>
+      <w:pPr>
+        <w:pStyle w:val="ListParagraph"/>
+      </w:pPr>
+      <w:r>
+        <w:t xml:space="preserve">  &lt;label for="food-item"&gt;Food Item&lt;/label&gt;</w:t>
+      </w:r>
+    </w:p>
+    <w:p>
+      <w:pPr>
+        <w:pStyle w:val="ListParagraph"/>
+      </w:pPr>
+      <w:r>
+        <w:t xml:space="preserve">  &lt;select id="food-item" name="</w:t>
+      </w:r>
+      <w:proofErr w:type="spellStart"/>
+      <w:r>
+        <w:t>foodItem</w:t>
+      </w:r>
+      <w:proofErr w:type="spellEnd"/>
+      <w:r>
+        <w:t>" required&gt;</w:t>
+      </w:r>
+    </w:p>
+    <w:p>
+      <w:pPr>
+        <w:pStyle w:val="ListParagraph"/>
+      </w:pPr>
+      <w:r>
+        <w:t xml:space="preserve">    &lt;option value="" disabled selected&gt;Choose an item&lt;/option&gt;</w:t>
+      </w:r>
+    </w:p>
+    <w:p>
+      <w:pPr>
+        <w:pStyle w:val="ListParagraph"/>
+      </w:pPr>
+      <w:r>
+        <w:t xml:space="preserve">    &lt;option value="pizza"&gt;Margherita Pizza&lt;/option&gt;</w:t>
+      </w:r>
+    </w:p>
+    <w:p>
+      <w:pPr>
+        <w:pStyle w:val="ListParagraph"/>
+      </w:pPr>
+      <w:r>
+        <w:t xml:space="preserve">    &lt;option value="burger"&gt;Veg Burger&lt;/option&gt;</w:t>
+      </w:r>
+    </w:p>
+    <w:p>
+      <w:pPr>
+        <w:pStyle w:val="ListParagraph"/>
+      </w:pPr>
+      <w:r>
+        <w:t xml:space="preserve">    &lt;option value="biryani"&gt;Chicken Biryani&lt;/option&gt;</w:t>
+      </w:r>
+    </w:p>
+    <w:p>
+      <w:pPr>
+        <w:pStyle w:val="ListParagraph"/>
+      </w:pPr>
+      <w:r>
+        <w:t xml:space="preserve">  &lt;/select&gt;</w:t>
+      </w:r>
+    </w:p>
+    <w:p>
+      <w:pPr>
+        <w:pStyle w:val="ListParagraph"/>
+      </w:pPr>
+      <w:r>
+        <w:t xml:space="preserve"> &lt;</w:t>
+      </w:r>
+      <w:proofErr w:type="spellStart"/>
+      <w:r>
+        <w:t>br</w:t>
+      </w:r>
+      <w:proofErr w:type="spellEnd"/>
+      <w:r>
+        <w:t>&gt;&lt;</w:t>
+      </w:r>
+      <w:proofErr w:type="spellStart"/>
+      <w:r>
+        <w:t>br</w:t>
+      </w:r>
+      <w:proofErr w:type="spellEnd"/>
+      <w:r>
+        <w:t>&gt;</w:t>
+      </w:r>
+    </w:p>
+    <w:p>
+      <w:pPr>
+        <w:pStyle w:val="ListParagraph"/>
+      </w:pPr>
+      <w:r>
+        <w:t xml:space="preserve">  &lt;label for="quantity"&gt;Quantity&lt;/label&gt;</w:t>
+      </w:r>
+    </w:p>
+    <w:p>
+      <w:pPr>
+        <w:pStyle w:val="ListParagraph"/>
+      </w:pPr>
+      <w:r>
+        <w:t xml:space="preserve">  &lt;input type="number" id="quantity" name="quantity" min="1" max="5" value="1" required&gt;</w:t>
+      </w:r>
+    </w:p>
+    <w:p>
+      <w:pPr>
+        <w:pStyle w:val="ListParagraph"/>
+      </w:pPr>
+      <w:r>
+        <w:t xml:space="preserve"> &lt;</w:t>
+      </w:r>
+      <w:proofErr w:type="spellStart"/>
+      <w:r>
+        <w:t>br</w:t>
+      </w:r>
+      <w:proofErr w:type="spellEnd"/>
+      <w:r>
+        <w:t>&gt;&lt;</w:t>
+      </w:r>
+      <w:proofErr w:type="spellStart"/>
+      <w:r>
+        <w:t>br</w:t>
+      </w:r>
+      <w:proofErr w:type="spellEnd"/>
+      <w:r>
+        <w:t>&gt;</w:t>
+      </w:r>
+    </w:p>
+    <w:p>
+      <w:pPr>
+        <w:pStyle w:val="ListParagraph"/>
+      </w:pPr>
+      <w:r>
+        <w:t xml:space="preserve">  &lt;label for="instructions"&gt;Delivery Instructions&lt;/label&gt;</w:t>
+      </w:r>
+    </w:p>
+    <w:p>
+      <w:pPr>
+        <w:pStyle w:val="ListParagraph"/>
+      </w:pPr>
+      <w:r>
+        <w:t xml:space="preserve">  &lt;</w:t>
+      </w:r>
+      <w:proofErr w:type="spellStart"/>
+      <w:r>
+        <w:t>textarea</w:t>
+      </w:r>
+      <w:proofErr w:type="spellEnd"/>
+      <w:r>
+        <w:t xml:space="preserve"> id="instructions" name="instructions" rows="4" cols="50" required&gt;&lt;/</w:t>
+      </w:r>
+      <w:proofErr w:type="spellStart"/>
+      <w:r>
+        <w:t>textarea</w:t>
+      </w:r>
+      <w:proofErr w:type="spellEnd"/>
+      <w:r>
+        <w:t>&gt;</w:t>
+      </w:r>
+    </w:p>
+    <w:p>
+      <w:pPr>
+        <w:pStyle w:val="ListParagraph"/>
+      </w:pPr>
+      <w:r>
+        <w:t xml:space="preserve"> &lt;</w:t>
+      </w:r>
+      <w:proofErr w:type="spellStart"/>
+      <w:r>
+        <w:t>br</w:t>
+      </w:r>
+      <w:proofErr w:type="spellEnd"/>
+      <w:r>
+        <w:t>&gt;&lt;</w:t>
+      </w:r>
+      <w:proofErr w:type="spellStart"/>
+      <w:r>
+        <w:t>br</w:t>
+      </w:r>
+      <w:proofErr w:type="spellEnd"/>
+      <w:r>
+        <w:t>&gt;</w:t>
+      </w:r>
+    </w:p>
+    <w:p>
+      <w:pPr>
+        <w:pStyle w:val="ListParagraph"/>
+      </w:pPr>
+      <w:r>
+        <w:t xml:space="preserve">  &lt;button type="submit"&gt;Place Order&lt;/button&gt;</w:t>
+      </w:r>
+    </w:p>
+    <w:p>
+      <w:pPr>
+        <w:pStyle w:val="ListParagraph"/>
+      </w:pPr>
+      <w:r>
+        <w:t>&lt;/form&gt;</w:t>
+      </w:r>
     </w:p>
     <w:sectPr>
       <w:pgSz w:w="11906" w:h="16838"/>
@@ -1117,7 +2659,6 @@
   <w:style w:type="character" w:default="1" w:styleId="DefaultParagraphFont">
     <w:name w:val="Default Paragraph Font"/>
     <w:uiPriority w:val="1"/>
-    <w:semiHidden/>
     <w:unhideWhenUsed/>
   </w:style>
   <w:style w:type="table" w:default="1" w:styleId="TableNormal">
